--- a/fixtures/generated/vml-shapes.docx
+++ b/fixtures/generated/vml-shapes.docx
@@ -272,7 +272,7 @@
           <v:stroke joinstyle="miter"/>
           <v:path gradientshapeok="t" o:connecttype="rect"/>
         </v:shapetype>
-        <v:shape id="vmlHeaderText" type="#_x0000_t202" style="position:absolute;margin-left:56.7pt;margin-top:20pt;width:200pt;height:20pt;z-index:-1;mso-position-horizontal-relative:page;mso-position-vertical-relative:page" filled="f" stroked="f">
+        <v:shape id="vmlHeaderText" type="#_x0000_t202" style="position:absolute;margin-left:56.7pt;margin-top:20pt;width:200pt;height:20pt;z-index:-1" filled="f" stroked="f">
           <v:textbox inset="0,0,0,0">
             <w:txbxContent>
               <w:p>
